--- a/doc/CGB_2025.docx
+++ b/doc/CGB_2025.docx
@@ -4682,13 +4682,8 @@
         <w:t>S</w:t>
       </w:r>
       <w:r>
-        <w:t xml:space="preserve">elect </w:t>
-      </w:r>
-      <w:proofErr w:type="spellStart"/>
-      <w:r>
-        <w:t>inparalog</w:t>
-      </w:r>
-      <w:proofErr w:type="spellEnd"/>
+        <w:t>elect inparalog</w:t>
+      </w:r>
       <w:r>
         <w:rPr>
           <w:rFonts w:hint="eastAsia"/>
@@ -4798,19 +4793,11 @@
         <w:rPr>
           <w:rFonts w:hint="eastAsia"/>
         </w:rPr>
-        <w:t xml:space="preserve"> </w:t>
-      </w:r>
-      <w:proofErr w:type="spellStart"/>
-      <w:r>
-        <w:rPr>
-          <w:rFonts w:hint="eastAsia"/>
-        </w:rPr>
-        <w:t>G</w:t>
+        <w:t xml:space="preserve"> G</w:t>
       </w:r>
       <w:r>
         <w:t>ene</w:t>
       </w:r>
-      <w:proofErr w:type="spellEnd"/>
       <w:r>
         <w:rPr>
           <w:rFonts w:hint="eastAsia"/>
@@ -5237,19 +5224,11 @@
         <w:spacing w:before="360" w:after="180"/>
         <w:ind w:left="630"/>
       </w:pPr>
-      <w:proofErr w:type="spellStart"/>
-      <w:r>
-        <w:rPr>
-          <w:rFonts w:hint="eastAsia"/>
-        </w:rPr>
-        <w:t>mvn</w:t>
-      </w:r>
-      <w:proofErr w:type="spellEnd"/>
-      <w:r>
-        <w:rPr>
-          <w:rFonts w:hint="eastAsia"/>
-        </w:rPr>
-        <w:t xml:space="preserve"> install</w:t>
+      <w:r>
+        <w:rPr>
+          <w:rFonts w:hint="eastAsia"/>
+        </w:rPr>
+        <w:t>mvn install</w:t>
       </w:r>
     </w:p>
     <w:p>
@@ -5725,43 +5704,12 @@
           <w:numId w:val="44"/>
         </w:numPr>
         <w:ind w:leftChars="0" w:firstLineChars="0"/>
-        <w:rPr>
-          <w:rFonts w:hint="eastAsia"/>
-        </w:rPr>
-      </w:pPr>
-      <w:r>
-        <w:rPr>
-          <w:rFonts w:hint="eastAsia"/>
-        </w:rPr>
-        <w:t>&lt;</w:t>
-      </w:r>
-      <w:proofErr w:type="spellStart"/>
-      <w:r>
-        <w:rPr>
-          <w:rFonts w:hint="eastAsia"/>
-        </w:rPr>
-        <w:t>sp</w:t>
-      </w:r>
-      <w:proofErr w:type="spellEnd"/>
-      <w:r>
-        <w:rPr>
-          <w:rFonts w:hint="eastAsia"/>
-        </w:rPr>
-        <w:t>&gt;:&lt;seq&gt;:&lt;</w:t>
-      </w:r>
-      <w:proofErr w:type="spellStart"/>
-      <w:r>
-        <w:rPr>
-          <w:rFonts w:hint="eastAsia"/>
-        </w:rPr>
-        <w:t>positon</w:t>
-      </w:r>
-      <w:proofErr w:type="spellEnd"/>
-      <w:r>
-        <w:rPr>
-          <w:rFonts w:hint="eastAsia"/>
-        </w:rPr>
-        <w:t>&gt;</w:t>
+      </w:pPr>
+      <w:r>
+        <w:rPr>
+          <w:rFonts w:hint="eastAsia"/>
+        </w:rPr>
+        <w:t>&lt;sp&gt;:&lt;seq&gt;:&lt;positon&gt;</w:t>
       </w:r>
       <w:r>
         <w:tab/>
@@ -5786,21 +5734,7 @@
         <w:rPr>
           <w:rFonts w:hint="eastAsia"/>
         </w:rPr>
-        <w:t>&lt;</w:t>
-      </w:r>
-      <w:proofErr w:type="spellStart"/>
-      <w:r>
-        <w:rPr>
-          <w:rFonts w:hint="eastAsia"/>
-        </w:rPr>
-        <w:t>sp</w:t>
-      </w:r>
-      <w:proofErr w:type="spellEnd"/>
-      <w:r>
-        <w:rPr>
-          <w:rFonts w:hint="eastAsia"/>
-        </w:rPr>
-        <w:t>&gt;:&lt;name&gt;</w:t>
+        <w:t>&lt;sp&gt;:&lt;name&gt;</w:t>
       </w:r>
       <w:r>
         <w:tab/>
@@ -5812,13 +5746,7 @@
         <w:rPr>
           <w:rFonts w:hint="eastAsia"/>
         </w:rPr>
-        <w:t>生物種コード</w:t>
-      </w:r>
-      <w:r>
-        <w:rPr>
-          <w:rFonts w:hint="eastAsia"/>
-        </w:rPr>
-        <w:t>、Geneの名称を指定する形式です。</w:t>
+        <w:t>生物種コード、Geneの名称を指定する形式です。</w:t>
       </w:r>
     </w:p>
     <w:p>
@@ -5834,6 +5762,37 @@
         <w:rPr>
           <w:rFonts w:hint="eastAsia"/>
         </w:rPr>
+        <w:t>&lt;sp&gt;:</w:t>
+      </w:r>
+      <w:r>
+        <w:tab/>
+      </w:r>
+      <w:r>
+        <w:tab/>
+      </w:r>
+      <w:r>
+        <w:tab/>
+      </w:r>
+      <w:r>
+        <w:rPr>
+          <w:rFonts w:hint="eastAsia"/>
+        </w:rPr>
+        <w:t>指定した生物種の位置までスクロールします。</w:t>
+      </w:r>
+    </w:p>
+    <w:p>
+      <w:pPr>
+        <w:pStyle w:val="af7"/>
+        <w:numPr>
+          <w:ilvl w:val="0"/>
+          <w:numId w:val="44"/>
+        </w:numPr>
+        <w:ind w:leftChars="0" w:firstLineChars="0"/>
+      </w:pPr>
+      <w:r>
+        <w:rPr>
+          <w:rFonts w:hint="eastAsia"/>
+        </w:rPr>
         <w:t>cluster:&lt;cluster id&gt;</w:t>
       </w:r>
       <w:r>
@@ -5849,13 +5808,7 @@
         <w:t>クラスタIDを指定する形式です。</w:t>
       </w:r>
     </w:p>
-    <w:p>
-      <w:pPr>
-        <w:rPr>
-          <w:rFonts w:hint="eastAsia"/>
-        </w:rPr>
-      </w:pPr>
-    </w:p>
+    <w:p/>
     <w:p>
       <w:pPr>
         <w:pStyle w:val="3"/>
@@ -5956,6 +5909,7 @@
         <w:rPr>
           <w:rFonts w:hint="eastAsia"/>
         </w:rPr>
+        <w:lastRenderedPageBreak/>
         <w:t>「Show links」チェックボックス。</w:t>
       </w:r>
       <w:bookmarkEnd w:id="29"/>
@@ -5977,7 +5931,6 @@
         <w:rPr>
           <w:rFonts w:hint="eastAsia"/>
         </w:rPr>
-        <w:lastRenderedPageBreak/>
         <w:t>「</w:t>
       </w:r>
       <w:r>
@@ -6481,6 +6434,7 @@
         <w:rPr>
           <w:noProof/>
         </w:rPr>
+        <w:lastRenderedPageBreak/>
         <mc:AlternateContent>
           <mc:Choice Requires="wps">
             <w:drawing>
@@ -6600,13 +6554,8 @@
                               <w:pStyle w:val="a8"/>
                               <w:jc w:val="left"/>
                             </w:pPr>
-                            <w:proofErr w:type="spellStart"/>
                             <w:r>
-                              <w:t>corefile</w:t>
-                            </w:r>
-                            <w:proofErr w:type="spellEnd"/>
-                            <w:r>
-                              <w:t>=tax1582/tax1582.coaln</w:t>
+                              <w:t>corefile=tax1582/tax1582.coaln</w:t>
                             </w:r>
                           </w:p>
                           <w:p>
@@ -6614,13 +6563,8 @@
                               <w:pStyle w:val="a8"/>
                               <w:jc w:val="left"/>
                             </w:pPr>
-                            <w:proofErr w:type="spellStart"/>
                             <w:r>
-                              <w:t>genefile</w:t>
-                            </w:r>
-                            <w:proofErr w:type="spellEnd"/>
-                            <w:r>
-                              <w:t>=tax1582/tax1582.genetab</w:t>
+                              <w:t>genefile=tax1582/tax1582.genetab</w:t>
                             </w:r>
                           </w:p>
                           <w:p>
@@ -6628,13 +6572,8 @@
                               <w:pStyle w:val="a8"/>
                               <w:jc w:val="left"/>
                             </w:pPr>
-                            <w:proofErr w:type="spellStart"/>
                             <w:r>
-                              <w:t>islfile</w:t>
-                            </w:r>
-                            <w:proofErr w:type="spellEnd"/>
-                            <w:r>
-                              <w:t>=tax1582/tax1582.isl</w:t>
+                              <w:t>islfile=tax1582/tax1582.isl</w:t>
                             </w:r>
                           </w:p>
                           <w:p>
@@ -6642,13 +6581,8 @@
                               <w:pStyle w:val="a8"/>
                               <w:jc w:val="left"/>
                             </w:pPr>
-                            <w:proofErr w:type="spellStart"/>
                             <w:r>
-                              <w:t>otherfile</w:t>
-                            </w:r>
-                            <w:proofErr w:type="spellEnd"/>
-                            <w:r>
-                              <w:t>=tax1582/tax1582_01.other</w:t>
+                              <w:t>otherfile=tax1582/tax1582_01.other</w:t>
                             </w:r>
                           </w:p>
                           <w:p>
@@ -6656,13 +6590,8 @@
                               <w:pStyle w:val="a8"/>
                               <w:jc w:val="left"/>
                             </w:pPr>
-                            <w:proofErr w:type="spellStart"/>
                             <w:r>
-                              <w:t>otherfile</w:t>
-                            </w:r>
-                            <w:proofErr w:type="spellEnd"/>
-                            <w:r>
-                              <w:t>=tax1582/tax1582_02.other</w:t>
+                              <w:t>otherfile=tax1582/tax1582_02.other</w:t>
                             </w:r>
                           </w:p>
                           <w:p>
@@ -6670,13 +6599,8 @@
                               <w:pStyle w:val="a8"/>
                               <w:jc w:val="left"/>
                             </w:pPr>
-                            <w:proofErr w:type="spellStart"/>
                             <w:r>
-                              <w:t>seqfile</w:t>
-                            </w:r>
-                            <w:proofErr w:type="spellEnd"/>
-                            <w:r>
-                              <w:t>=tax1582/tax1582.dnaseq</w:t>
+                              <w:t>seqfile=tax1582/tax1582.dnaseq</w:t>
                             </w:r>
                           </w:p>
                         </w:txbxContent>
@@ -6707,13 +6631,8 @@
                         <w:pStyle w:val="a8"/>
                         <w:jc w:val="left"/>
                       </w:pPr>
-                      <w:proofErr w:type="spellStart"/>
                       <w:r>
-                        <w:t>corefile</w:t>
-                      </w:r>
-                      <w:proofErr w:type="spellEnd"/>
-                      <w:r>
-                        <w:t>=tax1582/tax1582.coaln</w:t>
+                        <w:t>corefile=tax1582/tax1582.coaln</w:t>
                       </w:r>
                     </w:p>
                     <w:p>
@@ -6721,13 +6640,8 @@
                         <w:pStyle w:val="a8"/>
                         <w:jc w:val="left"/>
                       </w:pPr>
-                      <w:proofErr w:type="spellStart"/>
                       <w:r>
-                        <w:t>genefile</w:t>
-                      </w:r>
-                      <w:proofErr w:type="spellEnd"/>
-                      <w:r>
-                        <w:t>=tax1582/tax1582.genetab</w:t>
+                        <w:t>genefile=tax1582/tax1582.genetab</w:t>
                       </w:r>
                     </w:p>
                     <w:p>
@@ -6735,13 +6649,8 @@
                         <w:pStyle w:val="a8"/>
                         <w:jc w:val="left"/>
                       </w:pPr>
-                      <w:proofErr w:type="spellStart"/>
                       <w:r>
-                        <w:t>islfile</w:t>
-                      </w:r>
-                      <w:proofErr w:type="spellEnd"/>
-                      <w:r>
-                        <w:t>=tax1582/tax1582.isl</w:t>
+                        <w:t>islfile=tax1582/tax1582.isl</w:t>
                       </w:r>
                     </w:p>
                     <w:p>
@@ -6749,13 +6658,8 @@
                         <w:pStyle w:val="a8"/>
                         <w:jc w:val="left"/>
                       </w:pPr>
-                      <w:proofErr w:type="spellStart"/>
                       <w:r>
-                        <w:t>otherfile</w:t>
-                      </w:r>
-                      <w:proofErr w:type="spellEnd"/>
-                      <w:r>
-                        <w:t>=tax1582/tax1582_01.other</w:t>
+                        <w:t>otherfile=tax1582/tax1582_01.other</w:t>
                       </w:r>
                     </w:p>
                     <w:p>
@@ -6763,13 +6667,8 @@
                         <w:pStyle w:val="a8"/>
                         <w:jc w:val="left"/>
                       </w:pPr>
-                      <w:proofErr w:type="spellStart"/>
                       <w:r>
-                        <w:t>otherfile</w:t>
-                      </w:r>
-                      <w:proofErr w:type="spellEnd"/>
-                      <w:r>
-                        <w:t>=tax1582/tax1582_02.other</w:t>
+                        <w:t>otherfile=tax1582/tax1582_02.other</w:t>
                       </w:r>
                     </w:p>
                     <w:p>
@@ -6777,13 +6676,8 @@
                         <w:pStyle w:val="a8"/>
                         <w:jc w:val="left"/>
                       </w:pPr>
-                      <w:proofErr w:type="spellStart"/>
                       <w:r>
-                        <w:t>seqfile</w:t>
-                      </w:r>
-                      <w:proofErr w:type="spellEnd"/>
-                      <w:r>
-                        <w:t>=tax1582/tax1582.dnaseq</w:t>
+                        <w:t>seqfile=tax1582/tax1582.dnaseq</w:t>
                       </w:r>
                     </w:p>
                   </w:txbxContent>
@@ -7199,25 +7093,15 @@
         <w:lastRenderedPageBreak/>
         <w:t>この時使用したパスは~/.</w:t>
       </w:r>
-      <w:proofErr w:type="spellStart"/>
       <w:r>
         <w:t>corealign</w:t>
       </w:r>
-      <w:proofErr w:type="spellEnd"/>
-      <w:r>
-        <w:rPr>
-          <w:rFonts w:hint="eastAsia"/>
-        </w:rPr>
-        <w:t>/</w:t>
-      </w:r>
-      <w:proofErr w:type="spellStart"/>
-      <w:r>
-        <w:rPr>
-          <w:rFonts w:hint="eastAsia"/>
-        </w:rPr>
-        <w:t>conf.json</w:t>
-      </w:r>
-      <w:proofErr w:type="spellEnd"/>
+      <w:r>
+        <w:rPr>
+          <w:rFonts w:hint="eastAsia"/>
+        </w:rPr>
+        <w:t>/conf.json</w:t>
+      </w:r>
       <w:r>
         <w:t>に記録され、回もこのパスがデフォルト表示されます。</w:t>
       </w:r>
@@ -8119,13 +8003,8 @@
         </w:rPr>
         <w:t>の</w:t>
       </w:r>
-      <w:proofErr w:type="spellStart"/>
-      <w:r>
-        <w:t>islfile</w:t>
-      </w:r>
-      <w:proofErr w:type="spellEnd"/>
-      <w:r>
-        <w:t>=</w:t>
+      <w:r>
+        <w:t>islfile=</w:t>
       </w:r>
       <w:r>
         <w:rPr>
@@ -8139,13 +8018,8 @@
         </w:rPr>
         <w:t xml:space="preserve"> </w:t>
       </w:r>
-      <w:proofErr w:type="spellStart"/>
-      <w:r>
-        <w:t>otherfile</w:t>
-      </w:r>
-      <w:proofErr w:type="spellEnd"/>
-      <w:r>
-        <w:t>=</w:t>
+      <w:r>
+        <w:t>otherfile=</w:t>
       </w:r>
       <w:r>
         <w:rPr>
@@ -8159,13 +8033,8 @@
         </w:rPr>
         <w:t xml:space="preserve"> </w:t>
       </w:r>
-      <w:proofErr w:type="spellStart"/>
-      <w:r>
-        <w:t>otherfile</w:t>
-      </w:r>
-      <w:proofErr w:type="spellEnd"/>
-      <w:r>
-        <w:t>=</w:t>
+      <w:r>
+        <w:t>otherfile=</w:t>
       </w:r>
       <w:r>
         <w:rPr>
@@ -8925,15 +8794,7 @@
         <w:t>と</w:t>
       </w:r>
       <w:r>
-        <w:t>”.</w:t>
-      </w:r>
-      <w:proofErr w:type="spellStart"/>
-      <w:r>
-        <w:t>png</w:t>
-      </w:r>
-      <w:proofErr w:type="spellEnd"/>
-      <w:r>
-        <w:t>”</w:t>
+        <w:t>”.png”</w:t>
       </w:r>
       <w:r>
         <w:rPr>
@@ -9277,13 +9138,8 @@
         </w:rPr>
         <w:t xml:space="preserve"> </w:t>
       </w:r>
-      <w:proofErr w:type="spellStart"/>
-      <w:r>
-        <w:t>GraphicOutput</w:t>
-      </w:r>
-      <w:proofErr w:type="spellEnd"/>
-      <w:r>
-        <w:t>プログラムの起動</w:t>
+      <w:r>
+        <w:t>GraphicOutputプログラムの起動</w:t>
       </w:r>
       <w:bookmarkEnd w:id="54"/>
     </w:p>
@@ -9300,11 +9156,9 @@
       <w:r>
         <w:t>」メニューを選択すると、</w:t>
       </w:r>
-      <w:proofErr w:type="spellStart"/>
       <w:r>
         <w:t>GraphicalOutput</w:t>
       </w:r>
-      <w:proofErr w:type="spellEnd"/>
       <w:r>
         <w:rPr>
           <w:rFonts w:hint="eastAsia"/>
@@ -9351,19 +9205,11 @@
         <w:rPr>
           <w:rFonts w:hint="eastAsia"/>
         </w:rPr>
-        <w:t xml:space="preserve">　</w:t>
-      </w:r>
-      <w:proofErr w:type="spellStart"/>
-      <w:r>
-        <w:rPr>
-          <w:rFonts w:hint="eastAsia"/>
-        </w:rPr>
-        <w:t>G</w:t>
+        <w:t xml:space="preserve">　G</w:t>
       </w:r>
       <w:r>
         <w:t>raphicalOutput</w:t>
       </w:r>
-      <w:proofErr w:type="spellEnd"/>
       <w:r>
         <w:rPr>
           <w:rFonts w:hint="eastAsia"/>
@@ -9482,19 +9328,11 @@
         <w:rPr>
           <w:rFonts w:hint="eastAsia"/>
         </w:rPr>
-        <w:t xml:space="preserve">　</w:t>
-      </w:r>
-      <w:proofErr w:type="spellStart"/>
-      <w:r>
-        <w:rPr>
-          <w:rFonts w:hint="eastAsia"/>
-        </w:rPr>
-        <w:t>G</w:t>
+        <w:t xml:space="preserve">　G</w:t>
       </w:r>
       <w:r>
         <w:t>raphicalOutput</w:t>
       </w:r>
-      <w:proofErr w:type="spellEnd"/>
       <w:r>
         <w:rPr>
           <w:rFonts w:hint="eastAsia"/>
@@ -11704,16 +11542,19 @@
     <w:p>
       <w:pPr>
         <w:jc w:val="center"/>
+        <w:rPr>
+          <w:rFonts w:hint="eastAsia"/>
+        </w:rPr>
       </w:pPr>
       <w:r>
         <w:rPr>
           <w:noProof/>
         </w:rPr>
         <w:drawing>
-          <wp:inline distT="0" distB="0" distL="0" distR="0" wp14:anchorId="4783C0B8" wp14:editId="430F839F">
-            <wp:extent cx="3657600" cy="2094457"/>
-            <wp:effectExtent l="0" t="0" r="0" b="1270"/>
-            <wp:docPr id="1066245267" name="図 1" descr="テーブル&#10;&#10;AI によって生成されたコンテンツは間違っている可能性があります。"/>
+          <wp:inline distT="0" distB="0" distL="0" distR="0" wp14:anchorId="3EC1D192" wp14:editId="611B855F">
+            <wp:extent cx="4524375" cy="2590800"/>
+            <wp:effectExtent l="0" t="0" r="9525" b="0"/>
+            <wp:docPr id="1303411124" name="図 1" descr="テーブル&#10;&#10;AI によって生成されたコンテンツは間違っている可能性があります。"/>
             <wp:cNvGraphicFramePr>
               <a:graphicFrameLocks xmlns:a="http://schemas.openxmlformats.org/drawingml/2006/main" noChangeAspect="1"/>
             </wp:cNvGraphicFramePr>
@@ -11721,7 +11562,7 @@
               <a:graphicData uri="http://schemas.openxmlformats.org/drawingml/2006/picture">
                 <pic:pic xmlns:pic="http://schemas.openxmlformats.org/drawingml/2006/picture">
                   <pic:nvPicPr>
-                    <pic:cNvPr id="1066245267" name="図 1" descr="テーブル&#10;&#10;AI によって生成されたコンテンツは間違っている可能性があります。"/>
+                    <pic:cNvPr id="1303411124" name="図 1" descr="テーブル&#10;&#10;AI によって生成されたコンテンツは間違っている可能性があります。"/>
                     <pic:cNvPicPr/>
                   </pic:nvPicPr>
                   <pic:blipFill>
@@ -11733,7 +11574,7 @@
                   <pic:spPr>
                     <a:xfrm>
                       <a:off x="0" y="0"/>
-                      <a:ext cx="3666306" cy="2099443"/>
+                      <a:ext cx="4524375" cy="2590800"/>
                     </a:xfrm>
                     <a:prstGeom prst="rect">
                       <a:avLst/>
@@ -11897,7 +11738,29 @@
         <w:rPr>
           <w:rFonts w:hint="eastAsia"/>
         </w:rPr>
+        <w:t>Save all groupボタンをクリックすると、すべてのグループをファイルに保存することができます。</w:t>
+      </w:r>
+    </w:p>
+    <w:p>
+      <w:pPr>
+        <w:pStyle w:val="af7"/>
+        <w:numPr>
+          <w:ilvl w:val="0"/>
+          <w:numId w:val="43"/>
+        </w:numPr>
+        <w:ind w:leftChars="0" w:firstLineChars="0"/>
+      </w:pPr>
+      <w:r>
+        <w:rPr>
+          <w:rFonts w:hint="eastAsia"/>
+        </w:rPr>
         <w:t>Load Groupボタンでファイルに保存したグループ情報ファイルを読み込むことができます。</w:t>
+      </w:r>
+      <w:r>
+        <w:rPr>
+          <w:rFonts w:hint="eastAsia"/>
+        </w:rPr>
+        <w:t>なおグループファイルは複数選択することが可能です。</w:t>
       </w:r>
     </w:p>
     <w:p/>
@@ -12428,11 +12291,9 @@
       <w:r>
         <w:t xml:space="preserve">elect </w:t>
       </w:r>
-      <w:proofErr w:type="spellStart"/>
       <w:r>
         <w:t>inparalog</w:t>
       </w:r>
-      <w:proofErr w:type="spellEnd"/>
       <w:r>
         <w:rPr>
           <w:rFonts w:hint="eastAsia"/>
@@ -12574,7 +12435,6 @@
         </w:rPr>
         <w:t xml:space="preserve">Select </w:t>
       </w:r>
-      <w:proofErr w:type="spellStart"/>
       <w:r>
         <w:rPr>
           <w:rFonts w:hint="eastAsia"/>
@@ -12588,7 +12448,6 @@
         </w:rPr>
         <w:t>nparalog</w:t>
       </w:r>
-      <w:proofErr w:type="spellEnd"/>
       <w:r>
         <w:rPr>
           <w:rFonts w:hint="eastAsia"/>
@@ -13278,14 +13137,12 @@
         </w:rPr>
         <w:t xml:space="preserve">elect </w:t>
       </w:r>
-      <w:proofErr w:type="spellStart"/>
       <w:r>
         <w:rPr>
           <w:szCs w:val="21"/>
         </w:rPr>
         <w:t>inparalog</w:t>
       </w:r>
-      <w:proofErr w:type="spellEnd"/>
       <w:r>
         <w:rPr>
           <w:rFonts w:hint="eastAsia"/>
@@ -13299,14 +13156,12 @@
         </w:rPr>
         <w:t xml:space="preserve">elect </w:t>
       </w:r>
-      <w:proofErr w:type="spellStart"/>
       <w:r>
         <w:rPr>
           <w:szCs w:val="21"/>
         </w:rPr>
         <w:t>inparalog</w:t>
       </w:r>
-      <w:proofErr w:type="spellEnd"/>
       <w:r>
         <w:rPr>
           <w:rFonts w:hint="eastAsia"/>
@@ -13703,19 +13558,11 @@
         <w:rPr>
           <w:rFonts w:hint="eastAsia"/>
         </w:rPr>
-        <w:t xml:space="preserve"> </w:t>
-      </w:r>
-      <w:proofErr w:type="spellStart"/>
-      <w:r>
-        <w:rPr>
-          <w:rFonts w:hint="eastAsia"/>
-        </w:rPr>
-        <w:t>G</w:t>
+        <w:t xml:space="preserve"> G</w:t>
       </w:r>
       <w:r>
         <w:t>ene</w:t>
       </w:r>
-      <w:proofErr w:type="spellEnd"/>
       <w:r>
         <w:rPr>
           <w:rFonts w:hint="eastAsia"/>
@@ -15560,7 +15407,6 @@
       </w:rPr>
       <w:t xml:space="preserve">　</w:t>
     </w:r>
-    <w:proofErr w:type="spellStart"/>
     <w:r>
       <w:rPr>
         <w:rFonts w:ascii="Times" w:eastAsia="ＭＳ Ｐゴシック" w:hAnsi="Times" w:hint="eastAsia"/>
@@ -15579,7 +15425,6 @@
       </w:rPr>
       <w:t>aple</w:t>
     </w:r>
-    <w:proofErr w:type="spellEnd"/>
   </w:p>
   <w:p>
     <w:pPr>
@@ -15603,7 +15448,7 @@
     <mc:AlternateContent>
       <mc:Choice Requires="v">
         <w:pict>
-          <v:shapetype w14:anchorId="5714E64D" id="_x0000_t75" coordsize="21600,21600" o:spt="75" o:preferrelative="t" path="m@4@5l@4@11@9@11@9@5xe" filled="f" stroked="f">
+          <v:shapetype w14:anchorId="1D2C066B" id="_x0000_t75" coordsize="21600,21600" o:spt="75" o:preferrelative="t" path="m@4@5l@4@11@9@11@9@5xe" filled="f" stroked="f">
             <v:stroke joinstyle="miter"/>
             <v:formulas>
               <v:f eqn="if lineDrawn pixelLineWidth 0"/>
@@ -15622,17 +15467,17 @@
             <v:path o:extrusionok="f" gradientshapeok="t" o:connecttype="rect"/>
             <o:lock v:ext="edit" aspectratio="t"/>
           </v:shapetype>
-          <v:shape id="図 1790349578" o:spid="_x0000_i1025" type="#_x0000_t75" style="width:20in;height:12in;visibility:visible;mso-wrap-style:square">
+          <v:shape id="図 1324889666" o:spid="_x0000_i1025" type="#_x0000_t75" style="width:20in;height:12in;visibility:visible;mso-wrap-style:square">
             <v:imagedata r:id="rId1" o:title=""/>
           </v:shape>
         </w:pict>
       </mc:Choice>
       <mc:Fallback>
         <w:drawing>
-          <wp:inline distT="0" distB="0" distL="0" distR="0" wp14:anchorId="11B5F8F6" wp14:editId="0D1CA28D">
+          <wp:inline distT="0" distB="0" distL="0" distR="0" wp14:anchorId="1A66F172" wp14:editId="7A495DC1">
             <wp:extent cx="18288000" cy="10972800"/>
             <wp:effectExtent l="0" t="0" r="0" b="0"/>
-            <wp:docPr id="1790349578" name="図 1790349578"/>
+            <wp:docPr id="1324889666" name="図 1324889666"/>
             <wp:cNvGraphicFramePr>
               <a:graphicFrameLocks xmlns:a="http://schemas.openxmlformats.org/drawingml/2006/main" noChangeAspect="1"/>
             </wp:cNvGraphicFramePr>

--- a/doc/CGB_2025.docx
+++ b/doc/CGB_2025.docx
@@ -11551,10 +11551,10 @@
           <w:noProof/>
         </w:rPr>
         <w:drawing>
-          <wp:inline distT="0" distB="0" distL="0" distR="0" wp14:anchorId="3EC1D192" wp14:editId="611B855F">
+          <wp:inline distT="0" distB="0" distL="0" distR="0" wp14:anchorId="4226610A" wp14:editId="5A5D5875">
             <wp:extent cx="4524375" cy="2590800"/>
             <wp:effectExtent l="0" t="0" r="9525" b="0"/>
-            <wp:docPr id="1303411124" name="図 1" descr="テーブル&#10;&#10;AI によって生成されたコンテンツは間違っている可能性があります。"/>
+            <wp:docPr id="877344930" name="図 1" descr="テーブル&#10;&#10;AI によって生成されたコンテンツは間違っている可能性があります。"/>
             <wp:cNvGraphicFramePr>
               <a:graphicFrameLocks xmlns:a="http://schemas.openxmlformats.org/drawingml/2006/main" noChangeAspect="1"/>
             </wp:cNvGraphicFramePr>
@@ -11562,7 +11562,7 @@
               <a:graphicData uri="http://schemas.openxmlformats.org/drawingml/2006/picture">
                 <pic:pic xmlns:pic="http://schemas.openxmlformats.org/drawingml/2006/picture">
                   <pic:nvPicPr>
-                    <pic:cNvPr id="1303411124" name="図 1" descr="テーブル&#10;&#10;AI によって生成されたコンテンツは間違っている可能性があります。"/>
+                    <pic:cNvPr id="877344930" name="図 1" descr="テーブル&#10;&#10;AI によって生成されたコンテンツは間違っている可能性があります。"/>
                     <pic:cNvPicPr/>
                   </pic:nvPicPr>
                   <pic:blipFill>
@@ -11722,7 +11722,7 @@
         <w:rPr>
           <w:rFonts w:hint="eastAsia"/>
         </w:rPr>
-        <w:t>Saveをクリックすることで、グルーブの情報をファイルに保存することができます。</w:t>
+        <w:t>Save groupボタンをクリックすると、すべてのグループをファイルに保存することができます。</w:t>
       </w:r>
     </w:p>
     <w:p>
@@ -11738,29 +11738,7 @@
         <w:rPr>
           <w:rFonts w:hint="eastAsia"/>
         </w:rPr>
-        <w:t>Save all groupボタンをクリックすると、すべてのグループをファイルに保存することができます。</w:t>
-      </w:r>
-    </w:p>
-    <w:p>
-      <w:pPr>
-        <w:pStyle w:val="af7"/>
-        <w:numPr>
-          <w:ilvl w:val="0"/>
-          <w:numId w:val="43"/>
-        </w:numPr>
-        <w:ind w:leftChars="0" w:firstLineChars="0"/>
-      </w:pPr>
-      <w:r>
-        <w:rPr>
-          <w:rFonts w:hint="eastAsia"/>
-        </w:rPr>
         <w:t>Load Groupボタンでファイルに保存したグループ情報ファイルを読み込むことができます。</w:t>
-      </w:r>
-      <w:r>
-        <w:rPr>
-          <w:rFonts w:hint="eastAsia"/>
-        </w:rPr>
-        <w:t>なおグループファイルは複数選択することが可能です。</w:t>
       </w:r>
     </w:p>
     <w:p/>
@@ -15448,7 +15426,7 @@
     <mc:AlternateContent>
       <mc:Choice Requires="v">
         <w:pict>
-          <v:shapetype w14:anchorId="1D2C066B" id="_x0000_t75" coordsize="21600,21600" o:spt="75" o:preferrelative="t" path="m@4@5l@4@11@9@11@9@5xe" filled="f" stroked="f">
+          <v:shapetype w14:anchorId="17D1D8FB" id="_x0000_t75" coordsize="21600,21600" o:spt="75" o:preferrelative="t" path="m@4@5l@4@11@9@11@9@5xe" filled="f" stroked="f">
             <v:stroke joinstyle="miter"/>
             <v:formulas>
               <v:f eqn="if lineDrawn pixelLineWidth 0"/>
@@ -15467,17 +15445,17 @@
             <v:path o:extrusionok="f" gradientshapeok="t" o:connecttype="rect"/>
             <o:lock v:ext="edit" aspectratio="t"/>
           </v:shapetype>
-          <v:shape id="図 1324889666" o:spid="_x0000_i1025" type="#_x0000_t75" style="width:20in;height:12in;visibility:visible;mso-wrap-style:square">
+          <v:shape id="図 2060826219" o:spid="_x0000_i1025" type="#_x0000_t75" style="width:20in;height:12in;visibility:visible;mso-wrap-style:square">
             <v:imagedata r:id="rId1" o:title=""/>
           </v:shape>
         </w:pict>
       </mc:Choice>
       <mc:Fallback>
         <w:drawing>
-          <wp:inline distT="0" distB="0" distL="0" distR="0" wp14:anchorId="1A66F172" wp14:editId="7A495DC1">
+          <wp:inline distT="0" distB="0" distL="0" distR="0" wp14:anchorId="5AF87F01" wp14:editId="0A2D3DF5">
             <wp:extent cx="18288000" cy="10972800"/>
             <wp:effectExtent l="0" t="0" r="0" b="0"/>
-            <wp:docPr id="1324889666" name="図 1324889666"/>
+            <wp:docPr id="2060826219" name="図 2060826219"/>
             <wp:cNvGraphicFramePr>
               <a:graphicFrameLocks xmlns:a="http://schemas.openxmlformats.org/drawingml/2006/main" noChangeAspect="1"/>
             </wp:cNvGraphicFramePr>
